--- a/06_可直接打开的Word版/03_错题整理__选择题错题__Day06_2026-06-04_非参数检验错题.docx
+++ b/06_可直接打开的Word版/03_错题整理__选择题错题__Day06_2026-06-04_非参数检验错题.docx
@@ -3,11 +3,11 @@
 <w:document xmlns:wpc="http://schemas.microsoft.com/office/word/2010/wordprocessingCanvas" xmlns:mo="http://schemas.microsoft.com/office/mac/office/2008/main" xmlns:mc="http://schemas.openxmlformats.org/markup-compatibility/2006" xmlns:mv="urn:schemas-microsoft-com:mac:vml" xmlns:o="urn:schemas-microsoft-com:office:office" xmlns:r="http://schemas.openxmlformats.org/officeDocument/2006/relationships" xmlns:m="http://schemas.openxmlformats.org/officeDocument/2006/math" xmlns:v="urn:schemas-microsoft-com:vml" xmlns:wp14="http://schemas.microsoft.com/office/word/2010/wordprocessingDrawing" xmlns:wp="http://schemas.openxmlformats.org/drawingml/2006/wordprocessingDrawing" xmlns:w10="urn:schemas-microsoft-com:office:word" xmlns:w="http://schemas.openxmlformats.org/wordprocessingml/2006/main" xmlns:w14="http://schemas.microsoft.com/office/word/2010/wordml" xmlns:wpg="http://schemas.microsoft.com/office/word/2010/wordprocessingGroup" xmlns:wpi="http://schemas.microsoft.com/office/word/2010/wordprocessingInk" xmlns:wne="http://schemas.microsoft.com/office/word/2006/wordml" xmlns:wps="http://schemas.microsoft.com/office/word/2010/wordprocessingShape" mc:Ignorable="w14 wp14">
   <w:body>
     <w:p>
-      <w:pPr>
-        <w:pStyle w:val="Heading1"/>
-      </w:pPr>
       <w:r>
-        <w:t>Day06_2026-06-04_非参数检验错题</w:t>
+        <w:rPr>
+          <w:rFonts w:ascii="Microsoft YaHei" w:hAnsi="Microsoft YaHei" w:eastAsia="Microsoft YaHei"/>
+        </w:rPr>
+        <w:t>﻿# Day06_2026-06-04_非参数检验错题</w:t>
       </w:r>
     </w:p>
     <w:p/>
@@ -15,7 +15,6 @@
       <w:r>
         <w:rPr>
           <w:rFonts w:ascii="Microsoft YaHei" w:hAnsi="Microsoft YaHei" w:eastAsia="Microsoft YaHei"/>
-          <w:sz w:val="22"/>
         </w:rPr>
         <w:t>日期：2026年6月4日</w:t>
       </w:r>
@@ -25,7 +24,6 @@
       <w:r>
         <w:rPr>
           <w:rFonts w:ascii="Microsoft YaHei" w:hAnsi="Microsoft YaHei" w:eastAsia="Microsoft YaHei"/>
-          <w:sz w:val="22"/>
         </w:rPr>
         <w:t>章节：非参数检验</w:t>
       </w:r>
@@ -35,7 +33,6 @@
       <w:r>
         <w:rPr>
           <w:rFonts w:ascii="Microsoft YaHei" w:hAnsi="Microsoft YaHei" w:eastAsia="Microsoft YaHei"/>
-          <w:sz w:val="22"/>
         </w:rPr>
         <w:t>本章做题结果：10/13</w:t>
       </w:r>
@@ -54,7 +51,6 @@
       <w:r>
         <w:rPr>
           <w:rFonts w:ascii="Microsoft YaHei" w:hAnsi="Microsoft YaHei" w:eastAsia="Microsoft YaHei"/>
-          <w:sz w:val="22"/>
         </w:rPr>
         <w:t>原题：</w:t>
       </w:r>
@@ -64,7 +60,6 @@
       <w:r>
         <w:rPr>
           <w:rFonts w:ascii="Microsoft YaHei" w:hAnsi="Microsoft YaHei" w:eastAsia="Microsoft YaHei"/>
-          <w:sz w:val="22"/>
         </w:rPr>
         <w:t>配对设计差值的符号秩和检验，遇有差值绝对值相等时编秩错误的是</w:t>
       </w:r>
@@ -74,7 +69,6 @@
       <w:r>
         <w:rPr>
           <w:rFonts w:ascii="Microsoft YaHei" w:hAnsi="Microsoft YaHei" w:eastAsia="Microsoft YaHei"/>
-          <w:sz w:val="22"/>
         </w:rPr>
         <w:t>A、符号不同时取平均秩次</w:t>
       </w:r>
@@ -83,7 +77,6 @@
       <w:r>
         <w:rPr>
           <w:rFonts w:ascii="Microsoft YaHei" w:hAnsi="Microsoft YaHei" w:eastAsia="Microsoft YaHei"/>
-          <w:sz w:val="22"/>
         </w:rPr>
         <w:t>B、符号相同时可以按顺序编秩</w:t>
       </w:r>
@@ -92,7 +85,6 @@
       <w:r>
         <w:rPr>
           <w:rFonts w:ascii="Microsoft YaHei" w:hAnsi="Microsoft YaHei" w:eastAsia="Microsoft YaHei"/>
-          <w:sz w:val="22"/>
         </w:rPr>
         <w:t>C、符号相同时可以取平均秩次</w:t>
       </w:r>
@@ -101,7 +93,6 @@
       <w:r>
         <w:rPr>
           <w:rFonts w:ascii="Microsoft YaHei" w:hAnsi="Microsoft YaHei" w:eastAsia="Microsoft YaHei"/>
-          <w:sz w:val="22"/>
         </w:rPr>
         <w:t>D、无论正负都可以取平均秩次</w:t>
       </w:r>
@@ -110,7 +101,6 @@
       <w:r>
         <w:rPr>
           <w:rFonts w:ascii="Microsoft YaHei" w:hAnsi="Microsoft YaHei" w:eastAsia="Microsoft YaHei"/>
-          <w:sz w:val="22"/>
         </w:rPr>
         <w:t>E、无论正负都可以按顺序编秩次</w:t>
       </w:r>
@@ -120,7 +110,6 @@
       <w:r>
         <w:rPr>
           <w:rFonts w:ascii="Microsoft YaHei" w:hAnsi="Microsoft YaHei" w:eastAsia="Microsoft YaHei"/>
-          <w:sz w:val="22"/>
         </w:rPr>
         <w:t>我的答案：B</w:t>
       </w:r>
@@ -130,7 +119,6 @@
       <w:r>
         <w:rPr>
           <w:rFonts w:ascii="Microsoft YaHei" w:hAnsi="Microsoft YaHei" w:eastAsia="Microsoft YaHei"/>
-          <w:sz w:val="22"/>
         </w:rPr>
         <w:t>正确答案：E</w:t>
       </w:r>
@@ -140,7 +128,6 @@
       <w:r>
         <w:rPr>
           <w:rFonts w:ascii="Microsoft YaHei" w:hAnsi="Microsoft YaHei" w:eastAsia="Microsoft YaHei"/>
-          <w:sz w:val="22"/>
         </w:rPr>
         <w:t>错因：</w:t>
       </w:r>
@@ -150,7 +137,6 @@
       <w:r>
         <w:rPr>
           <w:rFonts w:ascii="Microsoft YaHei" w:hAnsi="Microsoft YaHei" w:eastAsia="Microsoft YaHei"/>
-          <w:sz w:val="22"/>
         </w:rPr>
         <w:t>配对设计的 Wilcoxon 符号秩检验是对差值绝对值编秩，再带回正负号。遇到差值绝对值相同，若符号不同，必须取平均秩次；若符号相同，顺序编秩或取平均秩次对正负秩和影响不大。因此“无论正负都可以按顺序编秩次”是错误的。</w:t>
       </w:r>
@@ -160,7 +146,6 @@
       <w:r>
         <w:rPr>
           <w:rFonts w:ascii="Microsoft YaHei" w:hAnsi="Microsoft YaHei" w:eastAsia="Microsoft YaHei"/>
-          <w:sz w:val="22"/>
         </w:rPr>
         <w:t>逐项解释：</w:t>
       </w:r>
@@ -173,7 +158,6 @@
       <w:r>
         <w:rPr>
           <w:rFonts w:ascii="Microsoft YaHei" w:hAnsi="Microsoft YaHei" w:eastAsia="Microsoft YaHei"/>
-          <w:sz w:val="22"/>
         </w:rPr>
         <w:t>A：正确。符号不同时取平均秩次，避免正负秩和受到人为排序影响。</w:t>
       </w:r>
@@ -185,7 +169,6 @@
       <w:r>
         <w:rPr>
           <w:rFonts w:ascii="Microsoft YaHei" w:hAnsi="Microsoft YaHei" w:eastAsia="Microsoft YaHei"/>
-          <w:sz w:val="22"/>
         </w:rPr>
         <w:t>B：正确。符号相同时，按顺序编秩不会改变同一符号秩和的总量。</w:t>
       </w:r>
@@ -197,7 +180,6 @@
       <w:r>
         <w:rPr>
           <w:rFonts w:ascii="Microsoft YaHei" w:hAnsi="Microsoft YaHei" w:eastAsia="Microsoft YaHei"/>
-          <w:sz w:val="22"/>
         </w:rPr>
         <w:t>C：正确。符号相同时也可以取平均秩次。</w:t>
       </w:r>
@@ -209,7 +191,6 @@
       <w:r>
         <w:rPr>
           <w:rFonts w:ascii="Microsoft YaHei" w:hAnsi="Microsoft YaHei" w:eastAsia="Microsoft YaHei"/>
-          <w:sz w:val="22"/>
         </w:rPr>
         <w:t>D：正确。取平均秩次是处理相同绝对值的稳妥方法。</w:t>
       </w:r>
@@ -221,7 +202,6 @@
       <w:r>
         <w:rPr>
           <w:rFonts w:ascii="Microsoft YaHei" w:hAnsi="Microsoft YaHei" w:eastAsia="Microsoft YaHei"/>
-          <w:sz w:val="22"/>
         </w:rPr>
         <w:t>E：错误。符号不同时不能随意按顺序编秩次。</w:t>
       </w:r>
@@ -231,7 +211,6 @@
       <w:r>
         <w:rPr>
           <w:rFonts w:ascii="Microsoft YaHei" w:hAnsi="Microsoft YaHei" w:eastAsia="Microsoft YaHei"/>
-          <w:sz w:val="22"/>
         </w:rPr>
         <w:t>一句话记忆：</w:t>
       </w:r>
@@ -241,9 +220,8 @@
       <w:r>
         <w:rPr>
           <w:rFonts w:ascii="Microsoft YaHei" w:hAnsi="Microsoft YaHei" w:eastAsia="Microsoft YaHei"/>
-          <w:sz w:val="22"/>
         </w:rPr>
-        <w:t>&gt; 差值绝对值相同且符号不同，必须平均秩；不能“无论正负都顺排”。</w:t>
+        <w:t>差值绝对值相同且符号不同，必须平均秩；不能“无论正负都顺排”。</w:t>
       </w:r>
     </w:p>
     <w:p/>
@@ -260,7 +238,6 @@
       <w:r>
         <w:rPr>
           <w:rFonts w:ascii="Microsoft YaHei" w:hAnsi="Microsoft YaHei" w:eastAsia="Microsoft YaHei"/>
-          <w:sz w:val="22"/>
         </w:rPr>
         <w:t>原题：</w:t>
       </w:r>
@@ -270,7 +247,6 @@
       <w:r>
         <w:rPr>
           <w:rFonts w:ascii="Microsoft YaHei" w:hAnsi="Microsoft YaHei" w:eastAsia="Microsoft YaHei"/>
-          <w:sz w:val="22"/>
         </w:rPr>
         <w:t>配对设计的 Wilcoxon 符号秩检验，确定 P 值的方法为</w:t>
       </w:r>
@@ -280,7 +256,6 @@
       <w:r>
         <w:rPr>
           <w:rFonts w:ascii="Microsoft YaHei" w:hAnsi="Microsoft YaHei" w:eastAsia="Microsoft YaHei"/>
-          <w:sz w:val="22"/>
         </w:rPr>
         <w:t>A、统计量 T 越大，P 越大</w:t>
       </w:r>
@@ -289,7 +264,6 @@
       <w:r>
         <w:rPr>
           <w:rFonts w:ascii="Microsoft YaHei" w:hAnsi="Microsoft YaHei" w:eastAsia="Microsoft YaHei"/>
-          <w:sz w:val="22"/>
         </w:rPr>
         <w:t>B、统计量 T 越大，P 越小</w:t>
       </w:r>
@@ -298,7 +272,6 @@
       <w:r>
         <w:rPr>
           <w:rFonts w:ascii="Microsoft YaHei" w:hAnsi="Microsoft YaHei" w:eastAsia="Microsoft YaHei"/>
-          <w:sz w:val="22"/>
         </w:rPr>
         <w:t>C、统计量 T 在界值范围上，P 小于 α</w:t>
       </w:r>
@@ -307,7 +280,6 @@
       <w:r>
         <w:rPr>
           <w:rFonts w:ascii="Microsoft YaHei" w:hAnsi="Microsoft YaHei" w:eastAsia="Microsoft YaHei"/>
-          <w:sz w:val="22"/>
         </w:rPr>
         <w:t>D、统计量 T 在界值范围内，P 大于 α</w:t>
       </w:r>
@@ -316,7 +288,6 @@
       <w:r>
         <w:rPr>
           <w:rFonts w:ascii="Microsoft YaHei" w:hAnsi="Microsoft YaHei" w:eastAsia="Microsoft YaHei"/>
-          <w:sz w:val="22"/>
         </w:rPr>
         <w:t>E、统计量 T 值等于卡方值，查卡方界值表</w:t>
       </w:r>
@@ -326,7 +297,6 @@
       <w:r>
         <w:rPr>
           <w:rFonts w:ascii="Microsoft YaHei" w:hAnsi="Microsoft YaHei" w:eastAsia="Microsoft YaHei"/>
-          <w:sz w:val="22"/>
         </w:rPr>
         <w:t>我的答案：E</w:t>
       </w:r>
@@ -336,7 +306,6 @@
       <w:r>
         <w:rPr>
           <w:rFonts w:ascii="Microsoft YaHei" w:hAnsi="Microsoft YaHei" w:eastAsia="Microsoft YaHei"/>
-          <w:sz w:val="22"/>
         </w:rPr>
         <w:t>正确答案：D</w:t>
       </w:r>
@@ -346,7 +315,6 @@
       <w:r>
         <w:rPr>
           <w:rFonts w:ascii="Microsoft YaHei" w:hAnsi="Microsoft YaHei" w:eastAsia="Microsoft YaHei"/>
-          <w:sz w:val="22"/>
         </w:rPr>
         <w:t>错因：</w:t>
       </w:r>
@@ -356,7 +324,6 @@
       <w:r>
         <w:rPr>
           <w:rFonts w:ascii="Microsoft YaHei" w:hAnsi="Microsoft YaHei" w:eastAsia="Microsoft YaHei"/>
-          <w:sz w:val="22"/>
         </w:rPr>
         <w:t>Wilcoxon 符号秩检验的小样本判断通常查专用 T 界值表，不是查卡方界值表。若统计量 T 落在界值范围内，说明没有达到拒绝 H0 的程度，P 大于 α。</w:t>
       </w:r>
@@ -366,7 +333,6 @@
       <w:r>
         <w:rPr>
           <w:rFonts w:ascii="Microsoft YaHei" w:hAnsi="Microsoft YaHei" w:eastAsia="Microsoft YaHei"/>
-          <w:sz w:val="22"/>
         </w:rPr>
         <w:t>逐项解释：</w:t>
       </w:r>
@@ -379,7 +345,6 @@
       <w:r>
         <w:rPr>
           <w:rFonts w:ascii="Microsoft YaHei" w:hAnsi="Microsoft YaHei" w:eastAsia="Microsoft YaHei"/>
-          <w:sz w:val="22"/>
         </w:rPr>
         <w:t>A：错误。不能简单说 T 越大 P 越大，要结合所用统计量和界值范围判断。</w:t>
       </w:r>
@@ -391,7 +356,6 @@
       <w:r>
         <w:rPr>
           <w:rFonts w:ascii="Microsoft YaHei" w:hAnsi="Microsoft YaHei" w:eastAsia="Microsoft YaHei"/>
-          <w:sz w:val="22"/>
         </w:rPr>
         <w:t>B：错误。也不能简单说 T 越大 P 越小。</w:t>
       </w:r>
@@ -403,7 +367,6 @@
       <w:r>
         <w:rPr>
           <w:rFonts w:ascii="Microsoft YaHei" w:hAnsi="Microsoft YaHei" w:eastAsia="Microsoft YaHei"/>
-          <w:sz w:val="22"/>
         </w:rPr>
         <w:t>C：错误。落在界值范围内通常表示 P 大于 α。</w:t>
       </w:r>
@@ -415,7 +378,6 @@
       <w:r>
         <w:rPr>
           <w:rFonts w:ascii="Microsoft YaHei" w:hAnsi="Microsoft YaHei" w:eastAsia="Microsoft YaHei"/>
-          <w:sz w:val="22"/>
         </w:rPr>
         <w:t>D：正确。T 在界值范围内，P 大于 α，不拒绝 H0。</w:t>
       </w:r>
@@ -427,7 +389,6 @@
       <w:r>
         <w:rPr>
           <w:rFonts w:ascii="Microsoft YaHei" w:hAnsi="Microsoft YaHei" w:eastAsia="Microsoft YaHei"/>
-          <w:sz w:val="22"/>
         </w:rPr>
         <w:t>E：错误。Wilcoxon 符号秩检验不是把 T 当成卡方值查卡方表。</w:t>
       </w:r>
@@ -437,7 +398,6 @@
       <w:r>
         <w:rPr>
           <w:rFonts w:ascii="Microsoft YaHei" w:hAnsi="Microsoft YaHei" w:eastAsia="Microsoft YaHei"/>
-          <w:sz w:val="22"/>
         </w:rPr>
         <w:t>一句话记忆：</w:t>
       </w:r>
@@ -447,9 +407,8 @@
       <w:r>
         <w:rPr>
           <w:rFonts w:ascii="Microsoft YaHei" w:hAnsi="Microsoft YaHei" w:eastAsia="Microsoft YaHei"/>
-          <w:sz w:val="22"/>
         </w:rPr>
-        <w:t>&gt; Wilcoxon 小样本查 T 表；T 在界值范围内，P&gt;α。</w:t>
+        <w:t>Wilcoxon 小样本查 T 表；T 在界值范围内，P&gt;α。</w:t>
       </w:r>
     </w:p>
     <w:p/>
@@ -466,7 +425,6 @@
       <w:r>
         <w:rPr>
           <w:rFonts w:ascii="Microsoft YaHei" w:hAnsi="Microsoft YaHei" w:eastAsia="Microsoft YaHei"/>
-          <w:sz w:val="22"/>
         </w:rPr>
         <w:t>原题：</w:t>
       </w:r>
@@ -476,7 +434,6 @@
       <w:r>
         <w:rPr>
           <w:rFonts w:ascii="Microsoft YaHei" w:hAnsi="Microsoft YaHei" w:eastAsia="Microsoft YaHei"/>
-          <w:sz w:val="22"/>
         </w:rPr>
         <w:t>两样本比较的秩和检验中，秩和 T 与 P 值的关系中，描述正确的是</w:t>
       </w:r>
@@ -486,7 +443,6 @@
       <w:r>
         <w:rPr>
           <w:rFonts w:ascii="Microsoft YaHei" w:hAnsi="Microsoft YaHei" w:eastAsia="Microsoft YaHei"/>
-          <w:sz w:val="22"/>
         </w:rPr>
         <w:t>A、T 在界值范围内，则 P 小于相应概率</w:t>
       </w:r>
@@ -495,7 +451,6 @@
       <w:r>
         <w:rPr>
           <w:rFonts w:ascii="Microsoft YaHei" w:hAnsi="Microsoft YaHei" w:eastAsia="Microsoft YaHei"/>
-          <w:sz w:val="22"/>
         </w:rPr>
         <w:t>B、T 在界值范围内，则 P 大于相应概率</w:t>
       </w:r>
@@ -504,7 +459,6 @@
       <w:r>
         <w:rPr>
           <w:rFonts w:ascii="Microsoft YaHei" w:hAnsi="Microsoft YaHei" w:eastAsia="Microsoft YaHei"/>
-          <w:sz w:val="22"/>
         </w:rPr>
         <w:t>C、T 在界值范围外，则 P 大于相应概率</w:t>
       </w:r>
@@ -513,7 +467,6 @@
       <w:r>
         <w:rPr>
           <w:rFonts w:ascii="Microsoft YaHei" w:hAnsi="Microsoft YaHei" w:eastAsia="Microsoft YaHei"/>
-          <w:sz w:val="22"/>
         </w:rPr>
         <w:t>D、T 在界值范围上，则 P 大于相应概率</w:t>
       </w:r>
@@ -522,7 +475,6 @@
       <w:r>
         <w:rPr>
           <w:rFonts w:ascii="Microsoft YaHei" w:hAnsi="Microsoft YaHei" w:eastAsia="Microsoft YaHei"/>
-          <w:sz w:val="22"/>
         </w:rPr>
         <w:t>E、以上都不对</w:t>
       </w:r>
@@ -532,7 +484,6 @@
       <w:r>
         <w:rPr>
           <w:rFonts w:ascii="Microsoft YaHei" w:hAnsi="Microsoft YaHei" w:eastAsia="Microsoft YaHei"/>
-          <w:sz w:val="22"/>
         </w:rPr>
         <w:t>我的答案：A</w:t>
       </w:r>
@@ -542,7 +493,6 @@
       <w:r>
         <w:rPr>
           <w:rFonts w:ascii="Microsoft YaHei" w:hAnsi="Microsoft YaHei" w:eastAsia="Microsoft YaHei"/>
-          <w:sz w:val="22"/>
         </w:rPr>
         <w:t>正确答案：B</w:t>
       </w:r>
@@ -552,7 +502,6 @@
       <w:r>
         <w:rPr>
           <w:rFonts w:ascii="Microsoft YaHei" w:hAnsi="Microsoft YaHei" w:eastAsia="Microsoft YaHei"/>
-          <w:sz w:val="22"/>
         </w:rPr>
         <w:t>错因：</w:t>
       </w:r>
@@ -562,7 +511,6 @@
       <w:r>
         <w:rPr>
           <w:rFonts w:ascii="Microsoft YaHei" w:hAnsi="Microsoft YaHei" w:eastAsia="Microsoft YaHei"/>
-          <w:sz w:val="22"/>
         </w:rPr>
         <w:t>两样本秩和检验查 T 界值表时，T 落在界值范围内，表示结果不够极端，所以 P 大于相应概率，通常不拒绝 H0。若 T 落在界值范围外，才提示 P 小于相应概率，差异可能有统计学意义。</w:t>
       </w:r>
@@ -572,7 +520,6 @@
       <w:r>
         <w:rPr>
           <w:rFonts w:ascii="Microsoft YaHei" w:hAnsi="Microsoft YaHei" w:eastAsia="Microsoft YaHei"/>
-          <w:sz w:val="22"/>
         </w:rPr>
         <w:t>逐项解释：</w:t>
       </w:r>
@@ -585,7 +532,6 @@
       <w:r>
         <w:rPr>
           <w:rFonts w:ascii="Microsoft YaHei" w:hAnsi="Microsoft YaHei" w:eastAsia="Microsoft YaHei"/>
-          <w:sz w:val="22"/>
         </w:rPr>
         <w:t>A：错误。T 在界值范围内不是 P 小，而是 P 大。</w:t>
       </w:r>
@@ -597,7 +543,6 @@
       <w:r>
         <w:rPr>
           <w:rFonts w:ascii="Microsoft YaHei" w:hAnsi="Microsoft YaHei" w:eastAsia="Microsoft YaHei"/>
-          <w:sz w:val="22"/>
         </w:rPr>
         <w:t>B：正确。T 在界值范围内，则 P 大于相应概率。</w:t>
       </w:r>
@@ -609,7 +554,6 @@
       <w:r>
         <w:rPr>
           <w:rFonts w:ascii="Microsoft YaHei" w:hAnsi="Microsoft YaHei" w:eastAsia="Microsoft YaHei"/>
-          <w:sz w:val="22"/>
         </w:rPr>
         <w:t>C：错误。T 在界值范围外才倾向于 P 小于相应概率。</w:t>
       </w:r>
@@ -621,7 +565,6 @@
       <w:r>
         <w:rPr>
           <w:rFonts w:ascii="Microsoft YaHei" w:hAnsi="Microsoft YaHei" w:eastAsia="Microsoft YaHei"/>
-          <w:sz w:val="22"/>
         </w:rPr>
         <w:t>D：错误。题干要判断的是范围内外，不能写成范围上且 P 大。</w:t>
       </w:r>
@@ -633,7 +576,6 @@
       <w:r>
         <w:rPr>
           <w:rFonts w:ascii="Microsoft YaHei" w:hAnsi="Microsoft YaHei" w:eastAsia="Microsoft YaHei"/>
-          <w:sz w:val="22"/>
         </w:rPr>
         <w:t>E：错误。B 正确。</w:t>
       </w:r>
@@ -643,7 +585,6 @@
       <w:r>
         <w:rPr>
           <w:rFonts w:ascii="Microsoft YaHei" w:hAnsi="Microsoft YaHei" w:eastAsia="Microsoft YaHei"/>
-          <w:sz w:val="22"/>
         </w:rPr>
         <w:t>一句话记忆：</w:t>
       </w:r>
@@ -653,9 +594,8 @@
       <w:r>
         <w:rPr>
           <w:rFonts w:ascii="Microsoft YaHei" w:hAnsi="Microsoft YaHei" w:eastAsia="Microsoft YaHei"/>
-          <w:sz w:val="22"/>
         </w:rPr>
-        <w:t>&gt; 秩和 T 在界值范围内，P 大；在范围外，P 小。</w:t>
+        <w:t>秩和 T 在界值范围内，P 大；在范围外，P 小。</w:t>
       </w:r>
     </w:p>
     <w:sectPr>
@@ -1033,7 +973,7 @@
     <w:rsid w:val="00FC693F"/>
     <w:rPr>
       <w:rFonts w:ascii="Microsoft YaHei" w:hAnsi="Microsoft YaHei" w:eastAsia="Microsoft YaHei"/>
-      <w:sz w:val="22"/>
+      <w:sz w:val="21"/>
     </w:rPr>
   </w:style>
   <w:style w:type="paragraph" w:styleId="Header">
